--- a/LabWorks/Лабораторная работа №17.docx
+++ b/LabWorks/Лабораторная работа №17.docx
@@ -131,60 +131,65 @@
         </w:numPr>
       </w:pPr>
       <w:r>
-        <w:t xml:space="preserve">Создать экран авторизации. Разместить на нем: TextField для ввода логина и пароля, кнопку «Авторизоваться». </w:t>
-      </w:r>
-    </w:p>
-    <w:p>
-      <w:r>
-        <w:t xml:space="preserve">Для добавления подписей к полям ввода использовать поле label: </w:t>
-      </w:r>
-    </w:p>
-    <w:p>
-      <w:pPr>
-        <w:pStyle w:val="ad"/>
-        <w:rPr>
-          <w:lang w:val="ru-RU"/>
-        </w:rPr>
-      </w:pPr>
-      <w:r>
-        <w:t>label</w:t>
-      </w:r>
-      <w:r>
-        <w:rPr>
-          <w:lang w:val="ru-RU"/>
-        </w:rPr>
-        <w:t xml:space="preserve"> = { </w:t>
-      </w:r>
-      <w:r>
-        <w:t>Text</w:t>
-      </w:r>
-      <w:r>
-        <w:rPr>
-          <w:lang w:val="ru-RU"/>
-        </w:rPr>
-        <w:t>(</w:t>
-      </w:r>
-      <w:r>
-        <w:t>text</w:t>
-      </w:r>
-      <w:r>
-        <w:rPr>
-          <w:lang w:val="ru-RU"/>
-        </w:rPr>
-        <w:t xml:space="preserve"> = "...") } </w:t>
-      </w:r>
-    </w:p>
-    <w:p>
-      <w:r>
-        <w:t xml:space="preserve">Для добавления инструкции, что вводить в поле ввода, использовать поле placeholder: </w:t>
-      </w:r>
-    </w:p>
-    <w:p>
-      <w:pPr>
-        <w:pStyle w:val="ad"/>
-      </w:pPr>
-      <w:r>
-        <w:t xml:space="preserve">placeholder = { Text(text = "Введите ...") } </w:t>
+        <w:t>Создать экран регистрации и добавить на него</w:t>
+      </w:r>
+      <w:r>
+        <w:t xml:space="preserve"> кнопку «Зарегистрироваться»</w:t>
+      </w:r>
+      <w:r>
+        <w:t xml:space="preserve"> поля</w:t>
+      </w:r>
+      <w:r>
+        <w:t xml:space="preserve"> </w:t>
+      </w:r>
+      <w:r>
+        <w:rPr>
+          <w:lang w:val="en-US"/>
+        </w:rPr>
+        <w:t>OutlinedTextField</w:t>
+      </w:r>
+      <w:r>
+        <w:t xml:space="preserve"> для ввода значений: </w:t>
+      </w:r>
+    </w:p>
+    <w:p>
+      <w:r>
+        <w:t xml:space="preserve">- логин </w:t>
+      </w:r>
+    </w:p>
+    <w:p>
+      <w:r>
+        <w:t xml:space="preserve">- пароль </w:t>
+      </w:r>
+    </w:p>
+    <w:p>
+      <w:r>
+        <w:t xml:space="preserve">- подтверждение пароля </w:t>
+      </w:r>
+    </w:p>
+    <w:p>
+      <w:r>
+        <w:t xml:space="preserve">- номер телефона </w:t>
+      </w:r>
+    </w:p>
+    <w:p>
+      <w:r>
+        <w:t xml:space="preserve">- email </w:t>
+      </w:r>
+    </w:p>
+    <w:p>
+      <w:r>
+        <w:t xml:space="preserve">- возраст </w:t>
+      </w:r>
+    </w:p>
+    <w:p>
+      <w:pPr>
+        <w:rPr>
+          <w:lang w:val="en-US"/>
+        </w:rPr>
+      </w:pPr>
+      <w:r>
+        <w:t xml:space="preserve">- персональный сайт </w:t>
       </w:r>
     </w:p>
     <w:p>
@@ -196,88 +201,25 @@
         </w:numPr>
       </w:pPr>
       <w:r>
-        <w:t xml:space="preserve">При вводе значений они должны отображаться в полях ввода. Реализовать отображение, используя состояния: </w:t>
-      </w:r>
-    </w:p>
-    <w:p>
-      <w:r>
-        <w:t xml:space="preserve">1 способ: </w:t>
-      </w:r>
-    </w:p>
-    <w:p>
-      <w:pPr>
-        <w:pStyle w:val="ad"/>
-        <w:rPr>
-          <w:lang w:val="ru-RU"/>
-        </w:rPr>
-      </w:pPr>
-      <w:r>
-        <w:t>val переменная =</w:t>
-      </w:r>
-    </w:p>
-    <w:p>
-      <w:pPr>
-        <w:pStyle w:val="ad"/>
-      </w:pPr>
-      <w:r>
-        <w:rPr>
-          <w:lang w:val="ru-RU"/>
-        </w:rPr>
-        <w:tab/>
-      </w:r>
-      <w:r>
-        <w:t xml:space="preserve">remember{mutableStateOf(начальноеЗначение)} </w:t>
-      </w:r>
-    </w:p>
-    <w:p>
-      <w:pPr>
-        <w:pStyle w:val="ad"/>
-      </w:pPr>
-      <w:r>
-        <w:t xml:space="preserve">TextField( value = переменная.value, </w:t>
-      </w:r>
-    </w:p>
-    <w:p>
-      <w:pPr>
-        <w:pStyle w:val="ad"/>
-      </w:pPr>
-      <w:r>
-        <w:tab/>
-      </w:r>
-      <w:r>
-        <w:t xml:space="preserve">onValueChange = {text -&gt; переменная.value = text}) </w:t>
-      </w:r>
-    </w:p>
-    <w:p>
-      <w:r>
-        <w:t xml:space="preserve">2 способ: </w:t>
-      </w:r>
-    </w:p>
-    <w:p>
-      <w:pPr>
-        <w:pStyle w:val="ad"/>
-      </w:pPr>
-      <w:r>
-        <w:t xml:space="preserve">var переменная by remember { mutableStateOf(TextFieldValue(начальноеЗначение)) } </w:t>
-      </w:r>
-    </w:p>
-    <w:p>
-      <w:pPr>
-        <w:pStyle w:val="ad"/>
-      </w:pPr>
-      <w:r>
-        <w:t xml:space="preserve">TextField( value = переменная.value, </w:t>
-      </w:r>
-    </w:p>
-    <w:p>
-      <w:pPr>
-        <w:pStyle w:val="ad"/>
-      </w:pPr>
-      <w:r>
-        <w:tab/>
-      </w:r>
-      <w:r>
-        <w:t xml:space="preserve">onValueChange = {text -&gt; переменная = text} ) </w:t>
+        <w:t xml:space="preserve">Для </w:t>
+      </w:r>
+      <w:r>
+        <w:t>всех полей указать подпись</w:t>
+      </w:r>
+      <w:r>
+        <w:t xml:space="preserve"> </w:t>
+      </w:r>
+      <w:r>
+        <w:t>(</w:t>
+      </w:r>
+      <w:r>
+        <w:t>label</w:t>
+      </w:r>
+      <w:r>
+        <w:t>)</w:t>
+      </w:r>
+      <w:r>
+        <w:t xml:space="preserve"> </w:t>
       </w:r>
     </w:p>
     <w:p>
@@ -289,7 +231,19 @@
         </w:numPr>
       </w:pPr>
       <w:r>
-        <w:t xml:space="preserve">При нажатии на кнопку отобразить в метке под кнопкой текст «Логин, вы авторизованы» (вместо логина должно отображаться значение из поля ввода логина). </w:t>
+        <w:t xml:space="preserve">Для </w:t>
+      </w:r>
+      <w:r>
+        <w:t xml:space="preserve">всех полей указать </w:t>
+      </w:r>
+      <w:r>
+        <w:t>подсказку (</w:t>
+      </w:r>
+      <w:r>
+        <w:t>placeholder</w:t>
+      </w:r>
+      <w:r>
+        <w:t>)</w:t>
       </w:r>
     </w:p>
     <w:p>
@@ -301,15 +255,7 @@
         </w:numPr>
       </w:pPr>
       <w:r>
-        <w:t xml:space="preserve">Сравнить внешний вид интерфейса при использовании TextField и OutlinedTextField. </w:t>
-      </w:r>
-    </w:p>
-    <w:p>
-      <w:pPr>
-        <w:pStyle w:val="2"/>
-      </w:pPr>
-      <w:r>
-        <w:t xml:space="preserve">Настройка типа клавиатуры для полей ввода </w:t>
+        <w:t xml:space="preserve">Для каждого поля ввода указать подходящий тип клавиатуры. </w:t>
       </w:r>
     </w:p>
     <w:p>
@@ -321,48 +267,7 @@
         </w:numPr>
       </w:pPr>
       <w:r>
-        <w:lastRenderedPageBreak/>
-        <w:t xml:space="preserve">Создать экран регистрации и добавить на него поля для ввода значений: </w:t>
-      </w:r>
-    </w:p>
-    <w:p>
-      <w:r>
-        <w:t xml:space="preserve">- логин </w:t>
-      </w:r>
-    </w:p>
-    <w:p>
-      <w:r>
-        <w:t xml:space="preserve">- пароль </w:t>
-      </w:r>
-    </w:p>
-    <w:p>
-      <w:r>
-        <w:t xml:space="preserve">- подтверждение пароля </w:t>
-      </w:r>
-    </w:p>
-    <w:p>
-      <w:r>
-        <w:t xml:space="preserve">- номер телефона </w:t>
-      </w:r>
-    </w:p>
-    <w:p>
-      <w:r>
-        <w:t xml:space="preserve">- email </w:t>
-      </w:r>
-    </w:p>
-    <w:p>
-      <w:r>
-        <w:t xml:space="preserve">- возраст </w:t>
-      </w:r>
-    </w:p>
-    <w:p>
-      <w:r>
-        <w:t xml:space="preserve">- персональный сайт </w:t>
-      </w:r>
-    </w:p>
-    <w:p>
-      <w:r>
-        <w:t xml:space="preserve">- числовой код (числовой пароль) </w:t>
+        <w:t xml:space="preserve">При вводе значений они должны отображаться в полях ввода. </w:t>
       </w:r>
     </w:p>
     <w:p>
@@ -374,7 +279,45 @@
         </w:numPr>
       </w:pPr>
       <w:r>
-        <w:t xml:space="preserve">Для каждого поля ввода указать подходящий тип клавиатуры. </w:t>
+        <w:t>При нажатии на кнопку</w:t>
+      </w:r>
+      <w:r>
+        <w:t xml:space="preserve"> </w:t>
+      </w:r>
+      <w:r>
+        <w:t>«Зарегистрироваться»</w:t>
+      </w:r>
+      <w:r>
+        <w:t xml:space="preserve"> отобразить в метке под кнопкой текст «Логин, вы </w:t>
+      </w:r>
+      <w:r>
+        <w:t>зарегис</w:t>
+      </w:r>
+      <w:r>
+        <w:t>т</w:t>
+      </w:r>
+      <w:r>
+        <w:t>рированы</w:t>
+      </w:r>
+      <w:r>
+        <w:t>» (вместо логина должно отображаться значение из поля ввода логина)</w:t>
+      </w:r>
+      <w:r>
+        <w:t xml:space="preserve">, если все поля ввода не пустые, иначе </w:t>
+      </w:r>
+      <w:r>
+        <w:t>отобразить «Не все поля заполнены».</w:t>
+      </w:r>
+      <w:r>
+        <w:t xml:space="preserve"> </w:t>
+      </w:r>
+    </w:p>
+    <w:p>
+      <w:pPr>
+        <w:pStyle w:val="2"/>
+      </w:pPr>
+      <w:r>
+        <w:t xml:space="preserve">Ограничение длины вводимого текста </w:t>
       </w:r>
     </w:p>
     <w:p>
@@ -386,15 +329,16 @@
         </w:numPr>
       </w:pPr>
       <w:r>
-        <w:t xml:space="preserve">Добавить на форму кнопку «Зарегистрироваться». </w:t>
-      </w:r>
-    </w:p>
-    <w:p>
-      <w:pPr>
-        <w:pStyle w:val="2"/>
-      </w:pPr>
-      <w:r>
-        <w:t xml:space="preserve">Ограничение длины вводимого текста </w:t>
+        <w:t>Создать экран пин-кода и добавить на него: поле ввода числового кода</w:t>
+      </w:r>
+      <w:r>
+        <w:t xml:space="preserve"> и кнопку</w:t>
+      </w:r>
+      <w:r>
+        <w:t xml:space="preserve"> «Отправить»</w:t>
+      </w:r>
+      <w:r>
+        <w:t xml:space="preserve">. Настроить тип клавиатуры на ввод числового пароля </w:t>
       </w:r>
     </w:p>
     <w:p>
@@ -406,7 +350,13 @@
         </w:numPr>
       </w:pPr>
       <w:r>
-        <w:t xml:space="preserve">Создать экран вода пин-кода и добавить на него: поле ввода числового кода. Настроить тип клавиатуры на ввод числового пароля </w:t>
+        <w:t>Изменять значение в поле ввода только если длина вводимой строки не больше</w:t>
+      </w:r>
+      <w:r>
+        <w:t xml:space="preserve"> 4</w:t>
+      </w:r>
+      <w:r>
+        <w:t xml:space="preserve"> символов. </w:t>
       </w:r>
     </w:p>
     <w:p>
@@ -418,13 +368,38 @@
         </w:numPr>
       </w:pPr>
       <w:r>
-        <w:t>Изменять значение в поле ввода только если длина вводимой строки не больше</w:t>
-      </w:r>
-      <w:r>
-        <w:t xml:space="preserve"> 4</w:t>
-      </w:r>
-      <w:r>
-        <w:t xml:space="preserve"> символов. </w:t>
+        <w:t xml:space="preserve">Добавить в приложение переменную </w:t>
+      </w:r>
+      <w:r>
+        <w:t xml:space="preserve">для хранения </w:t>
+      </w:r>
+      <w:r>
+        <w:t>четырехзначного числового кода</w:t>
+      </w:r>
+      <w:r>
+        <w:t xml:space="preserve">. При </w:t>
+      </w:r>
+      <w:r>
+        <w:t xml:space="preserve">нажатии на кнопку </w:t>
+      </w:r>
+      <w:r>
+        <w:t xml:space="preserve">должно выполняться сравнение </w:t>
+      </w:r>
+      <w:r>
+        <w:lastRenderedPageBreak/>
+        <w:t>введенных данных со значением переменной</w:t>
+      </w:r>
+      <w:r>
+        <w:t xml:space="preserve"> (</w:t>
+      </w:r>
+      <w:r>
+        <w:t>укажите верный код самостоятельно</w:t>
+      </w:r>
+      <w:r>
+        <w:t>)</w:t>
+      </w:r>
+      <w:r>
+        <w:t xml:space="preserve">, результат верно/неверно отобразить пользователю. </w:t>
       </w:r>
     </w:p>
     <w:p>
@@ -436,22 +411,7 @@
         </w:numPr>
       </w:pPr>
       <w:r>
-        <w:t xml:space="preserve">Добавить в приложение переменную </w:t>
-      </w:r>
-      <w:r>
-        <w:t xml:space="preserve">для хранения </w:t>
-      </w:r>
-      <w:r>
-        <w:t>четырехзначного числового кода</w:t>
-      </w:r>
-      <w:r>
-        <w:t xml:space="preserve">. При вводе текста </w:t>
-      </w:r>
-      <w:r>
-        <w:t xml:space="preserve">в поле ввода </w:t>
-      </w:r>
-      <w:r>
-        <w:t xml:space="preserve">должно выполняться сравнение введенных данных со значением переменной, результат верно/неверно отобразить пользователю. </w:t>
+        <w:t xml:space="preserve">Предоставить три попытки ввода кода (после каждого ввода четырехзначного значения проверять корректность и при неверном вводе уменьшать количество попыток). </w:t>
       </w:r>
     </w:p>
     <w:p>
@@ -463,7 +423,7 @@
         </w:numPr>
       </w:pPr>
       <w:r>
-        <w:t xml:space="preserve">Предоставить три попытки ввода кода (после каждого ввода четырехзначного значения проверять корректность и при неверном вводе уменьшать количество попыток). </w:t>
+        <w:t>При превышении количества попыток блокировать ввод</w:t>
       </w:r>
     </w:p>
     <w:p>
@@ -500,15 +460,31 @@
         <w:t>Реализовать</w:t>
       </w:r>
       <w:r>
-        <w:t xml:space="preserve"> возможность ввести до 50 символов (при пустом поле ввода в метке должно быть 50, при заполненном – 0). Если пользователь пытается ввести более длинный текст, не изменять содержимое поля ввода. </w:t>
-      </w:r>
-    </w:p>
-    <w:p>
-      <w:pPr>
-        <w:pStyle w:val="2"/>
-      </w:pPr>
-      <w:r>
-        <w:t xml:space="preserve">Добавление флажков Checkbox </w:t>
+        <w:t xml:space="preserve"> возможность ввести до </w:t>
+      </w:r>
+      <w:r>
+        <w:t>3</w:t>
+      </w:r>
+      <w:r>
+        <w:t>0</w:t>
+      </w:r>
+      <w:r>
+        <w:t>0</w:t>
+      </w:r>
+      <w:r>
+        <w:t xml:space="preserve"> символов (при пустом поле ввода в метке должно быть </w:t>
+      </w:r>
+      <w:r>
+        <w:t>3</w:t>
+      </w:r>
+      <w:r>
+        <w:t>0</w:t>
+      </w:r>
+      <w:r>
+        <w:t>0</w:t>
+      </w:r>
+      <w:r>
+        <w:t xml:space="preserve">, при заполненном – 0). Если пользователь пытается ввести более длинный текст, не изменять содержимое поля ввода. </w:t>
       </w:r>
     </w:p>
     <w:p>
@@ -520,32 +496,42 @@
         </w:numPr>
       </w:pPr>
       <w:r>
-        <w:t xml:space="preserve">Создать экран регистрации и добавить на него: </w:t>
-      </w:r>
-    </w:p>
-    <w:p>
-      <w:r>
-        <w:t xml:space="preserve">- поле ввода логина </w:t>
-      </w:r>
-    </w:p>
-    <w:p>
-      <w:r>
-        <w:t xml:space="preserve">- поле ввода пароля </w:t>
-      </w:r>
-    </w:p>
-    <w:p>
-      <w:r>
-        <w:t xml:space="preserve">- поле ввода подтверждения пароля </w:t>
-      </w:r>
-    </w:p>
-    <w:p>
-      <w:r>
-        <w:t xml:space="preserve">- флажок Checkbox «Я согласен на обработку своих персональных данных и принимаю условия Политики конфиденциальности и Пользовательского соглашения» </w:t>
-      </w:r>
-    </w:p>
-    <w:p>
-      <w:r>
-        <w:t xml:space="preserve">- кнопку «Зарегистрироваться» (кнопка должна быть доступной, только если поставлен флажок). </w:t>
+        <w:t>Размер поля вода</w:t>
+      </w:r>
+      <w:r>
+        <w:t xml:space="preserve"> (количество строк)</w:t>
+      </w:r>
+      <w:r>
+        <w:t xml:space="preserve"> подобрать</w:t>
+      </w:r>
+      <w:r>
+        <w:t xml:space="preserve"> в соот</w:t>
+      </w:r>
+      <w:r>
+        <w:t xml:space="preserve">ветствии с размером </w:t>
+      </w:r>
+      <w:r>
+        <w:t>занимаемым текстом максимальной длины.</w:t>
+      </w:r>
+      <w:r>
+        <w:t xml:space="preserve"> </w:t>
+      </w:r>
+    </w:p>
+    <w:p>
+      <w:pPr>
+        <w:pStyle w:val="2"/>
+      </w:pPr>
+      <w:r>
+        <w:t>Добавление флажков Checkbox</w:t>
+      </w:r>
+      <w:r>
+        <w:t xml:space="preserve"> и переключателей</w:t>
+      </w:r>
+      <w:r>
+        <w:t xml:space="preserve"> </w:t>
+      </w:r>
+      <w:r>
+        <w:t>RadioButton</w:t>
       </w:r>
     </w:p>
     <w:p>
@@ -557,38 +543,10 @@
         </w:numPr>
       </w:pPr>
       <w:r>
-        <w:t xml:space="preserve">Создать список, содержащий названия иностранных языков. Добавить на экран регистрации набор флажков, используя список: </w:t>
-      </w:r>
-    </w:p>
-    <w:p>
-      <w:pPr>
-        <w:pStyle w:val="ad"/>
-        <w:rPr>
-          <w:lang w:val="ru-RU"/>
-        </w:rPr>
-      </w:pPr>
-      <w:r>
-        <w:rPr>
-          <w:lang w:val="ru-RU"/>
-        </w:rPr>
-        <w:t>список.</w:t>
-      </w:r>
-      <w:r>
-        <w:t>forEach</w:t>
-      </w:r>
-      <w:r>
-        <w:rPr>
-          <w:lang w:val="ru-RU"/>
-        </w:rPr>
-        <w:t xml:space="preserve"> { элемент -&gt; создание флажка } </w:t>
-      </w:r>
-    </w:p>
-    <w:p>
-      <w:pPr>
-        <w:pStyle w:val="2"/>
-      </w:pPr>
-      <w:r>
-        <w:t xml:space="preserve">Добавление переключателей RadioButton </w:t>
+        <w:t>Добавить на экран регистрации</w:t>
+      </w:r>
+      <w:r>
+        <w:t xml:space="preserve"> флажок Checkbox «Я согласен на обработку своих персональных данных и принимаю условия Политики конфиденциальности и Пользовательского соглашения» </w:t>
       </w:r>
     </w:p>
     <w:p>
@@ -600,24 +558,16 @@
         </w:numPr>
       </w:pPr>
       <w:r>
-        <w:lastRenderedPageBreak/>
-        <w:t xml:space="preserve">Добавить в приложение экран для указания настроек разрешения звонков, должен быть доступен выбор одного из вариантов: </w:t>
-      </w:r>
-    </w:p>
-    <w:p>
-      <w:r>
-        <w:t xml:space="preserve">- </w:t>
-      </w:r>
-      <w:r>
-        <w:t>Все,</w:t>
-      </w:r>
-    </w:p>
-    <w:p>
-      <w:r>
-        <w:t xml:space="preserve">- </w:t>
-      </w:r>
-      <w:r>
-        <w:t xml:space="preserve">Мои контакты. </w:t>
+        <w:t>К</w:t>
+      </w:r>
+      <w:r>
+        <w:t>нопк</w:t>
+      </w:r>
+      <w:r>
+        <w:t>а</w:t>
+      </w:r>
+      <w:r>
+        <w:t xml:space="preserve"> «Зарегистрироваться» должна быть доступной, только если поставлен флажок. </w:t>
       </w:r>
     </w:p>
     <w:p>
@@ -629,7 +579,28 @@
         </w:numPr>
       </w:pPr>
       <w:r>
-        <w:t xml:space="preserve">Выбор должен выполняться и при нажатии на подпись RadioButton и на сам RadioButton (например, если RadioButton отображается в Row, то добавить для строки модификатор selectable() или clickable()). </w:t>
+        <w:t xml:space="preserve">Добавить в приложение экран для указания настроек </w:t>
+      </w:r>
+      <w:r>
+        <w:t>шрифта</w:t>
+      </w:r>
+      <w:r>
+        <w:t xml:space="preserve">, </w:t>
+      </w:r>
+      <w:r>
+        <w:t>на экран добавить текстовую надпись-пример и 5 переключателей (</w:t>
+      </w:r>
+      <w:r>
+        <w:rPr>
+          <w:lang w:val="en-US"/>
+        </w:rPr>
+        <w:t>RadioButton</w:t>
+      </w:r>
+      <w:r>
+        <w:t>) для указания цвета текста</w:t>
+      </w:r>
+      <w:r>
+        <w:t xml:space="preserve">. </w:t>
       </w:r>
     </w:p>
     <w:p>
@@ -641,15 +612,16 @@
         </w:numPr>
       </w:pPr>
       <w:r>
-        <w:t xml:space="preserve">Добавить в приложение экран для выбора языка интерфейса (должен быть доступен выбор одного из 5 вариантов). Выбор должен выполняться и при нажатии на подпись RadioButton и на сам RadioButton. Название выбранного языка должно отображаться в метке. </w:t>
-      </w:r>
-    </w:p>
-    <w:p>
-      <w:pPr>
-        <w:pStyle w:val="2"/>
-      </w:pPr>
-      <w:r>
-        <w:t xml:space="preserve">Добавление слайдеров Slider </w:t>
+        <w:t xml:space="preserve">У </w:t>
+      </w:r>
+      <w:r>
+        <w:rPr>
+          <w:lang w:val="en-US"/>
+        </w:rPr>
+        <w:t>RadioButton</w:t>
+      </w:r>
+      <w:r>
+        <w:t xml:space="preserve"> должен отображаться подпись и цвет который он устанавливает (в виде цветного квадрата) </w:t>
       </w:r>
     </w:p>
     <w:p>
@@ -661,49 +633,15 @@
         </w:numPr>
       </w:pPr>
       <w:r>
-        <w:t>Добавить в приложение экран со слайдером, позволяющим выбрать размер текста от 10 до 30</w:t>
-      </w:r>
-      <w:r>
-        <w:t xml:space="preserve"> (</w:t>
-      </w:r>
-      <w:r>
-        <w:t>параметры</w:t>
-      </w:r>
-      <w:r>
-        <w:t xml:space="preserve"> </w:t>
-      </w:r>
-      <w:r>
-        <w:rPr>
-          <w:lang w:val="en-US"/>
-        </w:rPr>
-        <w:t>step</w:t>
-      </w:r>
-      <w:r>
-        <w:rPr>
-          <w:lang w:val="en-US"/>
-        </w:rPr>
-        <w:t>s</w:t>
-      </w:r>
-      <w:r>
-        <w:t xml:space="preserve"> </w:t>
-      </w:r>
-      <w:r>
-        <w:t xml:space="preserve">и </w:t>
-      </w:r>
-      <w:r>
-        <w:rPr>
-          <w:lang w:val="en-US"/>
-        </w:rPr>
-        <w:t>valueRange</w:t>
-      </w:r>
-      <w:r>
-        <w:t>)</w:t>
-      </w:r>
-      <w:r>
-        <w:t>, текущее значение – 16. Выбранное значение должно отображаться в метке справа от слайдера</w:t>
-      </w:r>
-      <w:r>
-        <w:t xml:space="preserve"> и менять размер текста в метке под слайдером.</w:t>
+        <w:t xml:space="preserve">Выбор должен выполняться и при нажатии на подпись RadioButton и на сам RadioButton (например, если RadioButton отображается в Row, то добавить для строки модификатор selectable() или clickable()). </w:t>
+      </w:r>
+    </w:p>
+    <w:p>
+      <w:pPr>
+        <w:pStyle w:val="2"/>
+      </w:pPr>
+      <w:r>
+        <w:t xml:space="preserve">Добавление слайдеров Slider </w:t>
       </w:r>
     </w:p>
     <w:p>
@@ -715,7 +653,88 @@
         </w:numPr>
       </w:pPr>
       <w:r>
-        <w:t xml:space="preserve">Добавить в приложение экран со слайдером, позволяющим выбрать срок хранения файлов в памяти. Допустимые значения: 1 день, 3 дня, 5 дней, 7 дней, 9 дней; текущее значение – 3 дня. Выбранное значение должно отображаться в метке справа от слайдера. </w:t>
+        <w:t>Добавить</w:t>
+      </w:r>
+      <w:r>
+        <w:t xml:space="preserve"> на экран </w:t>
+      </w:r>
+      <w:r>
+        <w:t xml:space="preserve">указания настроек </w:t>
+      </w:r>
+      <w:r>
+        <w:t>шрифта</w:t>
+      </w:r>
+      <w:r>
+        <w:t>,</w:t>
+      </w:r>
+      <w:r>
+        <w:t xml:space="preserve"> слайдер для выбора </w:t>
+      </w:r>
+      <w:r>
+        <w:t xml:space="preserve"> размер</w:t>
+      </w:r>
+      <w:r>
+        <w:t>а</w:t>
+      </w:r>
+      <w:r>
+        <w:t xml:space="preserve"> текста от 10 до 30</w:t>
+      </w:r>
+      <w:r>
+        <w:t xml:space="preserve"> (</w:t>
+      </w:r>
+      <w:r>
+        <w:t>параметры</w:t>
+      </w:r>
+      <w:r>
+        <w:t xml:space="preserve"> </w:t>
+      </w:r>
+      <w:r>
+        <w:rPr>
+          <w:lang w:val="en-US"/>
+        </w:rPr>
+        <w:t>step</w:t>
+      </w:r>
+      <w:r>
+        <w:rPr>
+          <w:lang w:val="en-US"/>
+        </w:rPr>
+        <w:t>s</w:t>
+      </w:r>
+      <w:r>
+        <w:t xml:space="preserve"> </w:t>
+      </w:r>
+      <w:r>
+        <w:t xml:space="preserve">и </w:t>
+      </w:r>
+      <w:r>
+        <w:rPr>
+          <w:lang w:val="en-US"/>
+        </w:rPr>
+        <w:t>valueRange</w:t>
+      </w:r>
+      <w:r>
+        <w:t>)</w:t>
+      </w:r>
+      <w:r>
+        <w:t>, текущее значение – 16. Выбранное значение должно отображаться в метке справа от слайдера</w:t>
+      </w:r>
+      <w:r>
+        <w:t xml:space="preserve"> и менять размер текста </w:t>
+      </w:r>
+      <w:r>
+        <w:t>надпис</w:t>
+      </w:r>
+      <w:r>
+        <w:t>и</w:t>
+      </w:r>
+      <w:r>
+        <w:t>-пример</w:t>
+      </w:r>
+      <w:r>
+        <w:t>а</w:t>
+      </w:r>
+      <w:r>
+        <w:t>.</w:t>
       </w:r>
     </w:p>
     <w:p>
@@ -735,63 +754,101 @@
         </w:numPr>
       </w:pPr>
       <w:r>
-        <w:t xml:space="preserve">Добавить в приложение экран настроек уведомлений. Разместить на нем переключатели: </w:t>
-      </w:r>
-    </w:p>
-    <w:p>
-      <w:r>
-        <w:t xml:space="preserve">- Звук </w:t>
-      </w:r>
-    </w:p>
-    <w:p>
-      <w:r>
-        <w:t xml:space="preserve">- Вибросигнал </w:t>
-      </w:r>
-    </w:p>
-    <w:p>
-      <w:r>
-        <w:t xml:space="preserve">- Показывать текст </w:t>
-      </w:r>
-    </w:p>
-    <w:p>
-      <w:pPr>
-        <w:pStyle w:val="2"/>
-        <w:numPr>
-          <w:ilvl w:val="2"/>
-          <w:numId w:val="6"/>
-        </w:numPr>
-      </w:pPr>
-      <w:r>
-        <w:t>Добавить в приложение экран будильника. Разместить на нем переключатели, показывающие, включен</w:t>
+        <w:t xml:space="preserve">Добавить </w:t>
+      </w:r>
+      <w:r>
+        <w:t xml:space="preserve">на экран </w:t>
+      </w:r>
+      <w:r>
+        <w:t xml:space="preserve">указания настроек </w:t>
+      </w:r>
+      <w:r>
+        <w:t>шрифта</w:t>
+      </w:r>
+      <w:r>
+        <w:t xml:space="preserve"> два переключателя </w:t>
+      </w:r>
+      <w:r>
+        <w:t>(</w:t>
+      </w:r>
+      <w:r>
+        <w:rPr>
+          <w:lang w:val="en-US"/>
+        </w:rPr>
+        <w:t>Switch</w:t>
+      </w:r>
+      <w:r>
+        <w:t>)</w:t>
+      </w:r>
+      <w:r>
+        <w:t xml:space="preserve"> для указания полужирного текста и курсивного текста. Оба переключателя могут работать совместно и влияют на отображение </w:t>
+      </w:r>
+      <w:r>
+        <w:t>надписи-примера</w:t>
+      </w:r>
+      <w:r>
+        <w:t>.</w:t>
+      </w:r>
+    </w:p>
+    <w:p>
+      <w:r>
+        <w:t>Для указания полужирного текста и курсивного текста можно воспользоваться свойствами:</w:t>
+      </w:r>
+    </w:p>
+    <w:p>
+      <w:pPr>
+        <w:pStyle w:val="ad"/>
+      </w:pPr>
+      <w:r>
+        <w:t>fontWeight = FontWeight.Bold,</w:t>
+      </w:r>
+    </w:p>
+    <w:p>
+      <w:pPr>
+        <w:pStyle w:val="ad"/>
+        <w:rPr>
+          <w:lang w:val="ru-RU"/>
+        </w:rPr>
+      </w:pPr>
+      <w:r>
+        <w:t>fontStyle = FontStyle.Italic</w:t>
+      </w:r>
+    </w:p>
+    <w:p>
+      <w:pPr>
+        <w:pStyle w:val="1"/>
+      </w:pPr>
+      <w:r>
+        <w:lastRenderedPageBreak/>
+        <w:t>Порядок</w:t>
       </w:r>
       <w:r>
         <w:t xml:space="preserve"> </w:t>
       </w:r>
       <w:r>
-        <w:t xml:space="preserve">или отключен будильник: </w:t>
-      </w:r>
-    </w:p>
-    <w:p>
-      <w:r>
-        <w:t xml:space="preserve">- 6:00 </w:t>
-      </w:r>
-    </w:p>
-    <w:p>
-      <w:r>
-        <w:t xml:space="preserve">- 8:00 </w:t>
-      </w:r>
-    </w:p>
-    <w:p>
-      <w:r>
-        <w:t xml:space="preserve">- 12:00 </w:t>
-      </w:r>
-    </w:p>
-    <w:p>
-      <w:r>
-        <w:t>Рядом со временем каждого будильника должна выводиться метка отключен/включен в зависимости от выбранных пунктов</w:t>
-      </w:r>
-      <w:r>
-        <w:t>.</w:t>
+        <w:t>выполнения</w:t>
+      </w:r>
+      <w:r>
+        <w:t xml:space="preserve"> </w:t>
+      </w:r>
+      <w:r>
+        <w:t>работы</w:t>
+      </w:r>
+    </w:p>
+    <w:p>
+      <w:pPr>
+        <w:pStyle w:val="2"/>
+      </w:pPr>
+      <w:r>
+        <w:t>Выполнить все задания из п.5.</w:t>
+      </w:r>
+    </w:p>
+    <w:p>
+      <w:pPr>
+        <w:pStyle w:val="2"/>
+      </w:pPr>
+      <w:r>
+        <w:t>Ответить на контрольные вопросы.</w:t>
       </w:r>
     </w:p>
     <w:p>
@@ -799,35 +856,39 @@
         <w:pStyle w:val="1"/>
       </w:pPr>
       <w:r>
-        <w:t>Порядок</w:t>
-      </w:r>
-      <w:r>
-        <w:t xml:space="preserve"> </w:t>
-      </w:r>
-      <w:r>
-        <w:t>выполнения</w:t>
-      </w:r>
-      <w:r>
-        <w:t xml:space="preserve"> </w:t>
-      </w:r>
-      <w:r>
-        <w:t>работы</w:t>
-      </w:r>
-    </w:p>
-    <w:p>
-      <w:pPr>
-        <w:pStyle w:val="2"/>
-      </w:pPr>
-      <w:r>
-        <w:t>Выполнить все задания из п.5.</w:t>
-      </w:r>
-    </w:p>
-    <w:p>
-      <w:pPr>
-        <w:pStyle w:val="2"/>
-      </w:pPr>
-      <w:r>
-        <w:t>Ответить на контрольные вопросы.</w:t>
+        <w:t>Содержание отчета</w:t>
+      </w:r>
+    </w:p>
+    <w:p>
+      <w:pPr>
+        <w:pStyle w:val="2"/>
+      </w:pPr>
+      <w:r>
+        <w:t>Титульный лист</w:t>
+      </w:r>
+    </w:p>
+    <w:p>
+      <w:pPr>
+        <w:pStyle w:val="2"/>
+      </w:pPr>
+      <w:r>
+        <w:t>Цель работы</w:t>
+      </w:r>
+    </w:p>
+    <w:p>
+      <w:pPr>
+        <w:pStyle w:val="2"/>
+      </w:pPr>
+      <w:r>
+        <w:t>Ответы на контрольные вопросы</w:t>
+      </w:r>
+    </w:p>
+    <w:p>
+      <w:pPr>
+        <w:pStyle w:val="2"/>
+      </w:pPr>
+      <w:r>
+        <w:t>Вывод</w:t>
       </w:r>
     </w:p>
     <w:p>
@@ -835,47 +896,6 @@
         <w:pStyle w:val="1"/>
       </w:pPr>
       <w:r>
-        <w:t>Содержание отчета</w:t>
-      </w:r>
-    </w:p>
-    <w:p>
-      <w:pPr>
-        <w:pStyle w:val="2"/>
-      </w:pPr>
-      <w:r>
-        <w:t>Титульный лист</w:t>
-      </w:r>
-    </w:p>
-    <w:p>
-      <w:pPr>
-        <w:pStyle w:val="2"/>
-      </w:pPr>
-      <w:r>
-        <w:t>Цель работы</w:t>
-      </w:r>
-    </w:p>
-    <w:p>
-      <w:pPr>
-        <w:pStyle w:val="2"/>
-      </w:pPr>
-      <w:r>
-        <w:t>Ответы на контрольные вопросы</w:t>
-      </w:r>
-    </w:p>
-    <w:p>
-      <w:pPr>
-        <w:pStyle w:val="2"/>
-      </w:pPr>
-      <w:r>
-        <w:t>Вывод</w:t>
-      </w:r>
-    </w:p>
-    <w:p>
-      <w:pPr>
-        <w:pStyle w:val="1"/>
-      </w:pPr>
-      <w:r>
-        <w:lastRenderedPageBreak/>
         <w:t>Контрольные вопросы</w:t>
       </w:r>
     </w:p>
